--- a/saif-competition-materials/04-technical-diagram/شرح-الأشكال-الثلاثة.docx
+++ b/saif-competition-materials/04-technical-diagram/شرح-الأشكال-الثلاثة.docx
@@ -51,7 +51,7 @@
           <w:szCs w:val="21"/>
           <w:rtl/>
         </w:rPr>
-        <w:t xml:space="preserve">هذا شرح موجز يربط كل رقم مرجعي في الرسم بوظيفته، ليساعد المختص على قراءة الأشكال الثلاثة بسرعة. الترقيم (101–108) ثابت في الأشكال كلها. التصميم مقترح للتنفيذ ولم تُجرَ عليه اختبارات ميدانية؛ لا يتضمن هذا الملف أو الرسم أي ادعاء بنتائج أداء أو نسب دقة أو بمنح براءة.</w:t>
+        <w:t xml:space="preserve">هذا شرح موجز يربط كل رقم مرجعي في الرسم بوظيفته، ليساعد المختص على قراءة الأشكال الثلاثة بسرعة. الترقيم (101–108) ثابت في الأشكال كلها.</w:t>
       </w:r>
     </w:p>
     <w:p>
